--- a/Assignment 1.docx
+++ b/Assignment 1.docx
@@ -1250,76 +1250,6 @@
     </w:p>
     <w:p>
       <w:pPr>
-        <w:spacing w:after="100"/>
-        <w:rPr>
-          <w:color w:val="273540"/>
-          <w:sz w:val="24"/>
-          <w:szCs w:val="24"/>
-        </w:rPr>
-      </w:pPr>
-      <w:r>
-        <w:rPr>
-          <w:noProof/>
-          <w:color w:val="273540"/>
-          <w:sz w:val="24"/>
-          <w:szCs w:val="24"/>
-        </w:rPr>
-        <w:drawing>
-          <wp:inline distT="114300" distB="114300" distL="114300" distR="114300" wp14:anchorId="08F73301" wp14:editId="0E6C506F">
-            <wp:extent cx="5943600" cy="3251200"/>
-            <wp:effectExtent l="0" t="0" r="0" b="0"/>
-            <wp:docPr id="1" name="image3.png"/>
-            <wp:cNvGraphicFramePr/>
-            <a:graphic xmlns:a="http://schemas.openxmlformats.org/drawingml/2006/main">
-              <a:graphicData uri="http://schemas.openxmlformats.org/drawingml/2006/picture">
-                <pic:pic xmlns:pic="http://schemas.openxmlformats.org/drawingml/2006/picture">
-                  <pic:nvPicPr>
-                    <pic:cNvPr id="0" name="image3.png"/>
-                    <pic:cNvPicPr preferRelativeResize="0"/>
-                  </pic:nvPicPr>
-                  <pic:blipFill>
-                    <a:blip r:embed="rId8"/>
-                    <a:srcRect/>
-                    <a:stretch>
-                      <a:fillRect/>
-                    </a:stretch>
-                  </pic:blipFill>
-                  <pic:spPr>
-                    <a:xfrm>
-                      <a:off x="0" y="0"/>
-                      <a:ext cx="5943600" cy="3251200"/>
-                    </a:xfrm>
-                    <a:prstGeom prst="rect">
-                      <a:avLst/>
-                    </a:prstGeom>
-                    <a:ln/>
-                  </pic:spPr>
-                </pic:pic>
-              </a:graphicData>
-            </a:graphic>
-          </wp:inline>
-        </w:drawing>
-      </w:r>
-    </w:p>
-    <w:p>
-      <w:pPr>
-        <w:pStyle w:val="4"/>
-        <w:keepNext w:val="0"/>
-        <w:keepLines w:val="0"/>
-        <w:spacing w:before="240" w:after="40" w:line="360" w:lineRule="auto"/>
-        <w:rPr>
-          <w:b/>
-          <w:bCs/>
-          <w:color w:val="273540"/>
-          <w:sz w:val="22"/>
-          <w:szCs w:val="22"/>
-        </w:rPr>
-      </w:pPr>
-      <w:bookmarkStart w:id="4" w:name="_lc8now74wxlh" w:colFirst="0" w:colLast="0"/>
-      <w:bookmarkEnd w:id="4"/>
-    </w:p>
-    <w:p>
-      <w:pPr>
         <w:pStyle w:val="2"/>
         <w:keepNext w:val="0"/>
         <w:keepLines w:val="0"/>
@@ -1331,8 +1261,10 @@
           <w:szCs w:val="61"/>
         </w:rPr>
       </w:pPr>
+      <w:bookmarkStart w:id="4" w:name="_lc8now74wxlh" w:colFirst="0" w:colLast="0"/>
       <w:bookmarkStart w:id="5" w:name="_2cjrfiz7nhvx" w:colFirst="0" w:colLast="0"/>
       <w:bookmarkStart w:id="6" w:name="_o14i0bkjbxwh" w:colFirst="0" w:colLast="0"/>
+      <w:bookmarkEnd w:id="4"/>
       <w:bookmarkEnd w:id="5"/>
       <w:bookmarkEnd w:id="6"/>
       <w:r>
@@ -1702,6 +1634,7 @@
                 <w:sz w:val="24"/>
                 <w:szCs w:val="24"/>
               </w:rPr>
+              <w:lastRenderedPageBreak/>
               <w:t>3 Jihoon Lee</w:t>
             </w:r>
           </w:p>

--- a/Assignment 1.docx
+++ b/Assignment 1.docx
@@ -4,7 +4,7 @@
   <w:body>
     <w:p>
       <w:pPr>
-        <w:pStyle w:val="2"/>
+        <w:pStyle w:val="Heading2"/>
         <w:keepNext w:val="0"/>
         <w:keepLines w:val="0"/>
         <w:spacing w:before="100" w:after="100" w:line="360" w:lineRule="auto"/>
@@ -36,7 +36,7 @@
     </w:p>
     <w:p>
       <w:pPr>
-        <w:pStyle w:val="3"/>
+        <w:pStyle w:val="Heading3"/>
         <w:keepNext w:val="0"/>
         <w:keepLines w:val="0"/>
         <w:spacing w:before="100" w:after="100" w:line="360" w:lineRule="auto"/>
@@ -74,7 +74,23 @@
           <w:sz w:val="24"/>
           <w:szCs w:val="24"/>
         </w:rPr>
-        <w:t>Discuss your initial thoughts on designing QueueSmart:</w:t>
+        <w:t xml:space="preserve">Discuss your initial thoughts on designing </w:t>
+      </w:r>
+      <w:proofErr w:type="spellStart"/>
+      <w:r>
+        <w:rPr>
+          <w:sz w:val="24"/>
+          <w:szCs w:val="24"/>
+        </w:rPr>
+        <w:t>QueueSmart</w:t>
+      </w:r>
+      <w:proofErr w:type="spellEnd"/>
+      <w:r>
+        <w:rPr>
+          <w:sz w:val="24"/>
+          <w:szCs w:val="24"/>
+        </w:rPr>
+        <w:t>:</w:t>
       </w:r>
     </w:p>
     <w:p>
@@ -172,12 +188,21 @@
           <w:szCs w:val="24"/>
         </w:rPr>
       </w:pPr>
-      <w:r>
-        <w:rPr>
-          <w:sz w:val="24"/>
-          <w:szCs w:val="24"/>
-        </w:rPr>
-        <w:t>Open up the webpage to register or log in</w:t>
+      <w:proofErr w:type="gramStart"/>
+      <w:r>
+        <w:rPr>
+          <w:sz w:val="24"/>
+          <w:szCs w:val="24"/>
+        </w:rPr>
+        <w:t>Open up</w:t>
+      </w:r>
+      <w:proofErr w:type="gramEnd"/>
+      <w:r>
+        <w:rPr>
+          <w:sz w:val="24"/>
+          <w:szCs w:val="24"/>
+        </w:rPr>
+        <w:t xml:space="preserve"> the webpage to register or log in</w:t>
       </w:r>
     </w:p>
     <w:p>
@@ -223,12 +248,21 @@
           <w:szCs w:val="24"/>
         </w:rPr>
       </w:pPr>
-      <w:r>
-        <w:rPr>
-          <w:sz w:val="24"/>
-          <w:szCs w:val="24"/>
-        </w:rPr>
-        <w:t>User can view current position and wait time in each queue</w:t>
+      <w:proofErr w:type="gramStart"/>
+      <w:r>
+        <w:rPr>
+          <w:sz w:val="24"/>
+          <w:szCs w:val="24"/>
+        </w:rPr>
+        <w:t>User</w:t>
+      </w:r>
+      <w:proofErr w:type="gramEnd"/>
+      <w:r>
+        <w:rPr>
+          <w:sz w:val="24"/>
+          <w:szCs w:val="24"/>
+        </w:rPr>
+        <w:t xml:space="preserve"> can view current position and wait time in each queue</w:t>
       </w:r>
     </w:p>
     <w:p>
@@ -240,12 +274,37 @@
           <w:szCs w:val="24"/>
         </w:rPr>
       </w:pPr>
-      <w:r>
-        <w:rPr>
-          <w:sz w:val="24"/>
-          <w:szCs w:val="24"/>
-        </w:rPr>
-        <w:t>User will get notified when close to being served or queue status changes</w:t>
+      <w:proofErr w:type="gramStart"/>
+      <w:r>
+        <w:rPr>
+          <w:sz w:val="24"/>
+          <w:szCs w:val="24"/>
+        </w:rPr>
+        <w:t>User</w:t>
+      </w:r>
+      <w:proofErr w:type="gramEnd"/>
+      <w:r>
+        <w:rPr>
+          <w:sz w:val="24"/>
+          <w:szCs w:val="24"/>
+        </w:rPr>
+        <w:t xml:space="preserve"> will get notified when </w:t>
+      </w:r>
+      <w:proofErr w:type="gramStart"/>
+      <w:r>
+        <w:rPr>
+          <w:sz w:val="24"/>
+          <w:szCs w:val="24"/>
+        </w:rPr>
+        <w:t>close</w:t>
+      </w:r>
+      <w:proofErr w:type="gramEnd"/>
+      <w:r>
+        <w:rPr>
+          <w:sz w:val="24"/>
+          <w:szCs w:val="24"/>
+        </w:rPr>
+        <w:t xml:space="preserve"> to being served or queue status changes</w:t>
       </w:r>
     </w:p>
     <w:p>
@@ -257,12 +316,21 @@
           <w:szCs w:val="24"/>
         </w:rPr>
       </w:pPr>
-      <w:r>
-        <w:rPr>
-          <w:sz w:val="24"/>
-          <w:szCs w:val="24"/>
-        </w:rPr>
-        <w:t xml:space="preserve">User can view history of past queues </w:t>
+      <w:proofErr w:type="gramStart"/>
+      <w:r>
+        <w:rPr>
+          <w:sz w:val="24"/>
+          <w:szCs w:val="24"/>
+        </w:rPr>
+        <w:t>User</w:t>
+      </w:r>
+      <w:proofErr w:type="gramEnd"/>
+      <w:r>
+        <w:rPr>
+          <w:sz w:val="24"/>
+          <w:szCs w:val="24"/>
+        </w:rPr>
+        <w:t xml:space="preserve"> can view history of past queues </w:t>
       </w:r>
     </w:p>
     <w:p>
@@ -282,14 +350,25 @@
         </w:rPr>
         <w:tab/>
       </w:r>
-      <w:r>
-        <w:rPr>
-          <w:b/>
-          <w:bCs/>
-          <w:sz w:val="24"/>
-          <w:szCs w:val="24"/>
-        </w:rPr>
-        <w:t>Administrators side:</w:t>
+      <w:proofErr w:type="gramStart"/>
+      <w:r>
+        <w:rPr>
+          <w:b/>
+          <w:bCs/>
+          <w:sz w:val="24"/>
+          <w:szCs w:val="24"/>
+        </w:rPr>
+        <w:t>Administrators</w:t>
+      </w:r>
+      <w:proofErr w:type="gramEnd"/>
+      <w:r>
+        <w:rPr>
+          <w:b/>
+          <w:bCs/>
+          <w:sz w:val="24"/>
+          <w:szCs w:val="24"/>
+        </w:rPr>
+        <w:t xml:space="preserve"> side:</w:t>
       </w:r>
     </w:p>
     <w:p>
@@ -306,7 +385,22 @@
           <w:szCs w:val="24"/>
         </w:rPr>
         <w:tab/>
-        <w:t>Open up the webpage to register or log in</w:t>
+      </w:r>
+      <w:proofErr w:type="gramStart"/>
+      <w:r>
+        <w:rPr>
+          <w:sz w:val="24"/>
+          <w:szCs w:val="24"/>
+        </w:rPr>
+        <w:t>Open up</w:t>
+      </w:r>
+      <w:proofErr w:type="gramEnd"/>
+      <w:r>
+        <w:rPr>
+          <w:sz w:val="24"/>
+          <w:szCs w:val="24"/>
+        </w:rPr>
+        <w:t xml:space="preserve"> the webpage to register or log in</w:t>
       </w:r>
     </w:p>
     <w:p>
@@ -357,7 +451,39 @@
           <w:szCs w:val="24"/>
         </w:rPr>
         <w:tab/>
-        <w:t>Administrators can create new queues and give it a name and description and</w:t>
+        <w:t xml:space="preserve">Administrators can create new queues and give </w:t>
+      </w:r>
+      <w:proofErr w:type="gramStart"/>
+      <w:r>
+        <w:rPr>
+          <w:sz w:val="24"/>
+          <w:szCs w:val="24"/>
+        </w:rPr>
+        <w:t>it</w:t>
+      </w:r>
+      <w:proofErr w:type="gramEnd"/>
+      <w:r>
+        <w:rPr>
+          <w:sz w:val="24"/>
+          <w:szCs w:val="24"/>
+        </w:rPr>
+        <w:t xml:space="preserve"> </w:t>
+      </w:r>
+      <w:proofErr w:type="gramStart"/>
+      <w:r>
+        <w:rPr>
+          <w:sz w:val="24"/>
+          <w:szCs w:val="24"/>
+        </w:rPr>
+        <w:t>a name</w:t>
+      </w:r>
+      <w:proofErr w:type="gramEnd"/>
+      <w:r>
+        <w:rPr>
+          <w:sz w:val="24"/>
+          <w:szCs w:val="24"/>
+        </w:rPr>
+        <w:t xml:space="preserve"> and description and</w:t>
       </w:r>
     </w:p>
     <w:p>
@@ -541,7 +667,27 @@
           <w:szCs w:val="24"/>
         </w:rPr>
         <w:lastRenderedPageBreak/>
-        <w:t>What challenges do you anticipate (e.g., long queues, notifications, inaccurate wait times)?</w:t>
+        <w:t xml:space="preserve">What challenges do you anticipate (e.g., long queues, notifications, inaccurate </w:t>
+      </w:r>
+      <w:proofErr w:type="gramStart"/>
+      <w:r>
+        <w:rPr>
+          <w:b/>
+          <w:bCs/>
+          <w:sz w:val="24"/>
+          <w:szCs w:val="24"/>
+        </w:rPr>
+        <w:t>wait</w:t>
+      </w:r>
+      <w:proofErr w:type="gramEnd"/>
+      <w:r>
+        <w:rPr>
+          <w:b/>
+          <w:bCs/>
+          <w:sz w:val="24"/>
+          <w:szCs w:val="24"/>
+        </w:rPr>
+        <w:t xml:space="preserve"> times)?</w:t>
       </w:r>
     </w:p>
     <w:p>
@@ -613,7 +759,7 @@
     </w:p>
     <w:p>
       <w:pPr>
-        <w:pStyle w:val="3"/>
+        <w:pStyle w:val="Heading3"/>
         <w:keepNext w:val="0"/>
         <w:keepLines w:val="0"/>
         <w:spacing w:before="100" w:after="100" w:line="360" w:lineRule="auto"/>
@@ -680,6 +826,26 @@
     </w:p>
     <w:p>
       <w:pPr>
+        <w:spacing w:after="100"/>
+        <w:ind w:left="1100"/>
+        <w:rPr>
+          <w:b/>
+          <w:bCs/>
+          <w:color w:val="000000"/>
+        </w:rPr>
+      </w:pPr>
+      <w:r>
+        <w:rPr>
+          <w:b/>
+          <w:bCs/>
+          <w:sz w:val="24"/>
+          <w:szCs w:val="24"/>
+        </w:rPr>
+        <w:t>Agile</w:t>
+      </w:r>
+    </w:p>
+    <w:p>
+      <w:pPr>
         <w:numPr>
           <w:ilvl w:val="0"/>
           <w:numId w:val="5"/>
@@ -704,6 +870,50 @@
     </w:p>
     <w:p>
       <w:pPr>
+        <w:pStyle w:val="NormalWeb"/>
+        <w:numPr>
+          <w:ilvl w:val="0"/>
+          <w:numId w:val="5"/>
+        </w:numPr>
+        <w:spacing w:before="240" w:beforeAutospacing="0" w:after="240" w:afterAutospacing="0"/>
+      </w:pPr>
+      <w:r>
+        <w:rPr>
+          <w:rFonts w:ascii="Arial" w:hAnsi="Arial" w:cs="Arial"/>
+          <w:color w:val="000000"/>
+        </w:rPr>
+        <w:t xml:space="preserve">The Agile development process is a lightweight, highly iterative approach to software design in which code is developed and tested in small increments. Each small piece of functionality is continuously tested to ensure that it works correctly before additional features are added. This will help when developing the different parts of the Administrative and User elements which each have smaller pieces in </w:t>
+      </w:r>
+      <w:proofErr w:type="gramStart"/>
+      <w:r>
+        <w:rPr>
+          <w:rFonts w:ascii="Arial" w:hAnsi="Arial" w:cs="Arial"/>
+          <w:color w:val="000000"/>
+        </w:rPr>
+        <w:t>it</w:t>
+      </w:r>
+      <w:proofErr w:type="gramEnd"/>
+      <w:r>
+        <w:rPr>
+          <w:rFonts w:ascii="Arial" w:hAnsi="Arial" w:cs="Arial"/>
+          <w:color w:val="000000"/>
+        </w:rPr>
+        <w:t>. This allows the development team to collaborate effectively and have confidence that the existing code works before building upon it.</w:t>
+      </w:r>
+    </w:p>
+    <w:p>
+      <w:pPr>
+        <w:spacing w:after="100"/>
+        <w:ind w:left="1100"/>
+        <w:rPr>
+          <w:b/>
+          <w:bCs/>
+          <w:color w:val="000000"/>
+        </w:rPr>
+      </w:pPr>
+    </w:p>
+    <w:p>
+      <w:pPr>
         <w:numPr>
           <w:ilvl w:val="0"/>
           <w:numId w:val="5"/>
@@ -727,6 +937,31 @@
       </w:r>
     </w:p>
     <w:p>
+      <w:pPr>
+        <w:pStyle w:val="ListParagraph"/>
+        <w:rPr>
+          <w:b/>
+          <w:bCs/>
+          <w:color w:val="000000"/>
+        </w:rPr>
+      </w:pPr>
+    </w:p>
+    <w:p>
+      <w:pPr>
+        <w:spacing w:after="100"/>
+        <w:ind w:left="1100"/>
+        <w:rPr>
+          <w:color w:val="000000"/>
+        </w:rPr>
+      </w:pPr>
+      <w:r>
+        <w:rPr>
+          <w:color w:val="000000"/>
+        </w:rPr>
+        <w:t>This approach will allow each team member to clearly communicate the additions they have implemented and explain what each addition does. Because each addition will be developed and tested iteratively, the team can reduce confusion and identify problems before moving on to the next part of the project. This will make it easier for team members to communicate about what has been completed, what is currently being worked on, and what the overall goal of each assignment is.</w:t>
+      </w:r>
+    </w:p>
+    <w:p>
       <w:r>
         <w:pict w14:anchorId="38DDDF30">
           <v:rect id="_x0000_i1027" style="width:0;height:1.5pt" o:hralign="center" o:hrstd="t" o:hr="t" fillcolor="#a0a0a0" stroked="f"/>
@@ -735,7 +970,7 @@
     </w:p>
     <w:p>
       <w:pPr>
-        <w:pStyle w:val="3"/>
+        <w:pStyle w:val="Heading3"/>
         <w:keepNext w:val="0"/>
         <w:keepLines w:val="0"/>
         <w:spacing w:before="100" w:after="100" w:line="360" w:lineRule="auto"/>
@@ -828,6 +1063,7 @@
           <w:sz w:val="24"/>
           <w:szCs w:val="24"/>
         </w:rPr>
+        <w:lastRenderedPageBreak/>
         <w:t>An architecture diagram</w:t>
       </w:r>
     </w:p>
@@ -885,7 +1121,6 @@
           <w:sz w:val="24"/>
           <w:szCs w:val="24"/>
         </w:rPr>
-        <w:lastRenderedPageBreak/>
         <w:drawing>
           <wp:inline distT="114300" distB="114300" distL="114300" distR="114300" wp14:anchorId="7F15E669" wp14:editId="06353944">
             <wp:extent cx="5943600" cy="2806700"/>
@@ -936,7 +1171,23 @@
           <w:sz w:val="24"/>
           <w:szCs w:val="24"/>
         </w:rPr>
-        <w:t>This diagram shows QueueSmart as one single system, and who interacts with it from outside.</w:t>
+        <w:t xml:space="preserve">This diagram shows </w:t>
+      </w:r>
+      <w:proofErr w:type="spellStart"/>
+      <w:r>
+        <w:rPr>
+          <w:sz w:val="24"/>
+          <w:szCs w:val="24"/>
+        </w:rPr>
+        <w:t>QueueSmart</w:t>
+      </w:r>
+      <w:proofErr w:type="spellEnd"/>
+      <w:r>
+        <w:rPr>
+          <w:sz w:val="24"/>
+          <w:szCs w:val="24"/>
+        </w:rPr>
+        <w:t xml:space="preserve"> as one single system, and who interacts with it from outside.</w:t>
       </w:r>
     </w:p>
     <w:p>
@@ -956,7 +1207,23 @@
           <w:sz w:val="24"/>
           <w:szCs w:val="24"/>
         </w:rPr>
-        <w:t>User (student / customer): User register and log in on a web page. They can join or leave the queue, and check their current position and estimated wait time.</w:t>
+        <w:t xml:space="preserve">User (student / customer): User register and log in on a web page. They can join or leave the </w:t>
+      </w:r>
+      <w:proofErr w:type="gramStart"/>
+      <w:r>
+        <w:rPr>
+          <w:sz w:val="24"/>
+          <w:szCs w:val="24"/>
+        </w:rPr>
+        <w:t>queue, and</w:t>
+      </w:r>
+      <w:proofErr w:type="gramEnd"/>
+      <w:r>
+        <w:rPr>
+          <w:sz w:val="24"/>
+          <w:szCs w:val="24"/>
+        </w:rPr>
+        <w:t xml:space="preserve"> check their current position and estimated wait time.</w:t>
       </w:r>
     </w:p>
     <w:p>
@@ -989,12 +1256,21 @@
           <w:szCs w:val="24"/>
         </w:rPr>
       </w:pPr>
-      <w:r>
-        <w:rPr>
-          <w:sz w:val="24"/>
-          <w:szCs w:val="24"/>
-        </w:rPr>
-        <w:t>QueueSmart System: This is a web application itself. It handles authentication, keeps queue order by arrival time and priority, estimates wait time, and saves each user's queue history. Only this part is inside the system boundary.</w:t>
+      <w:proofErr w:type="spellStart"/>
+      <w:r>
+        <w:rPr>
+          <w:sz w:val="24"/>
+          <w:szCs w:val="24"/>
+        </w:rPr>
+        <w:t>QueueSmart</w:t>
+      </w:r>
+      <w:proofErr w:type="spellEnd"/>
+      <w:r>
+        <w:rPr>
+          <w:sz w:val="24"/>
+          <w:szCs w:val="24"/>
+        </w:rPr>
+        <w:t xml:space="preserve"> System: This is a web application itself. It handles authentication, keeps queue order by arrival time and priority, estimates wait time, and saves each user's queue history. Only this part is inside the system boundary.</w:t>
       </w:r>
     </w:p>
     <w:p>
@@ -1014,7 +1290,55 @@
           <w:sz w:val="24"/>
           <w:szCs w:val="24"/>
         </w:rPr>
-        <w:t>Email Service (external system): QueueSmart does not send email by itself. When a user is close to being served or queue status changes, QueueSmart sends notification requests to external email service, and that service delivers email to the user. In-app notification is shown by QueueSmart directly, so only email delivery depends on the outside system.</w:t>
+        <w:t xml:space="preserve">Email Service (external system): </w:t>
+      </w:r>
+      <w:proofErr w:type="spellStart"/>
+      <w:r>
+        <w:rPr>
+          <w:sz w:val="24"/>
+          <w:szCs w:val="24"/>
+        </w:rPr>
+        <w:t>QueueSmart</w:t>
+      </w:r>
+      <w:proofErr w:type="spellEnd"/>
+      <w:r>
+        <w:rPr>
+          <w:sz w:val="24"/>
+          <w:szCs w:val="24"/>
+        </w:rPr>
+        <w:t xml:space="preserve"> does not send email by itself. When a user is close to being served or queue status changes, </w:t>
+      </w:r>
+      <w:proofErr w:type="spellStart"/>
+      <w:r>
+        <w:rPr>
+          <w:sz w:val="24"/>
+          <w:szCs w:val="24"/>
+        </w:rPr>
+        <w:t>QueueSmart</w:t>
+      </w:r>
+      <w:proofErr w:type="spellEnd"/>
+      <w:r>
+        <w:rPr>
+          <w:sz w:val="24"/>
+          <w:szCs w:val="24"/>
+        </w:rPr>
+        <w:t xml:space="preserve"> sends notification requests to external email service, and that service delivers email to the user. In-app notification is shown by </w:t>
+      </w:r>
+      <w:proofErr w:type="spellStart"/>
+      <w:r>
+        <w:rPr>
+          <w:sz w:val="24"/>
+          <w:szCs w:val="24"/>
+        </w:rPr>
+        <w:t>QueueSmart</w:t>
+      </w:r>
+      <w:proofErr w:type="spellEnd"/>
+      <w:r>
+        <w:rPr>
+          <w:sz w:val="24"/>
+          <w:szCs w:val="24"/>
+        </w:rPr>
+        <w:t xml:space="preserve"> directly, so only email delivery depends on the outside system.</w:t>
       </w:r>
     </w:p>
     <w:p>
@@ -1025,12 +1349,69 @@
           <w:szCs w:val="24"/>
         </w:rPr>
       </w:pPr>
-      <w:r>
-        <w:rPr>
-          <w:sz w:val="24"/>
-          <w:szCs w:val="24"/>
-        </w:rPr>
-        <w:t>So users, administrators and email service are outside of the system. They only interact with QueueSmart by log in, viewing pages, and notification.</w:t>
+      <w:proofErr w:type="gramStart"/>
+      <w:r>
+        <w:rPr>
+          <w:sz w:val="24"/>
+          <w:szCs w:val="24"/>
+        </w:rPr>
+        <w:t>So</w:t>
+      </w:r>
+      <w:proofErr w:type="gramEnd"/>
+      <w:r>
+        <w:rPr>
+          <w:sz w:val="24"/>
+          <w:szCs w:val="24"/>
+        </w:rPr>
+        <w:t xml:space="preserve"> users, administrators and email service are outside of the system. They only interact with </w:t>
+      </w:r>
+      <w:proofErr w:type="spellStart"/>
+      <w:r>
+        <w:rPr>
+          <w:sz w:val="24"/>
+          <w:szCs w:val="24"/>
+        </w:rPr>
+        <w:t>QueueSmart</w:t>
+      </w:r>
+      <w:proofErr w:type="spellEnd"/>
+      <w:r>
+        <w:rPr>
+          <w:sz w:val="24"/>
+          <w:szCs w:val="24"/>
+        </w:rPr>
+        <w:t xml:space="preserve"> by </w:t>
+      </w:r>
+      <w:proofErr w:type="gramStart"/>
+      <w:r>
+        <w:rPr>
+          <w:sz w:val="24"/>
+          <w:szCs w:val="24"/>
+        </w:rPr>
+        <w:t>log</w:t>
+      </w:r>
+      <w:proofErr w:type="gramEnd"/>
+      <w:r>
+        <w:rPr>
+          <w:sz w:val="24"/>
+          <w:szCs w:val="24"/>
+        </w:rPr>
+        <w:t xml:space="preserve"> in, viewing pages, and </w:t>
+      </w:r>
+      <w:proofErr w:type="gramStart"/>
+      <w:r>
+        <w:rPr>
+          <w:sz w:val="24"/>
+          <w:szCs w:val="24"/>
+        </w:rPr>
+        <w:t>notification</w:t>
+      </w:r>
+      <w:proofErr w:type="gramEnd"/>
+      <w:r>
+        <w:rPr>
+          <w:sz w:val="24"/>
+          <w:szCs w:val="24"/>
+        </w:rPr>
+        <w:t>.</w:t>
       </w:r>
     </w:p>
     <w:p>
@@ -1105,7 +1486,23 @@
           <w:sz w:val="24"/>
           <w:szCs w:val="24"/>
         </w:rPr>
-        <w:t>This diagram shows the major parts inside QueueSmart and how they communicate with each other.</w:t>
+        <w:t xml:space="preserve">This diagram shows the major parts inside </w:t>
+      </w:r>
+      <w:proofErr w:type="spellStart"/>
+      <w:r>
+        <w:rPr>
+          <w:sz w:val="24"/>
+          <w:szCs w:val="24"/>
+        </w:rPr>
+        <w:t>QueueSmart</w:t>
+      </w:r>
+      <w:proofErr w:type="spellEnd"/>
+      <w:r>
+        <w:rPr>
+          <w:sz w:val="24"/>
+          <w:szCs w:val="24"/>
+        </w:rPr>
+        <w:t xml:space="preserve"> and how they communicate with each other.</w:t>
       </w:r>
     </w:p>
     <w:p>
@@ -1134,7 +1531,23 @@
           <w:sz w:val="24"/>
           <w:szCs w:val="24"/>
         </w:rPr>
-        <w:t xml:space="preserve"> This is the interface that users and administrators access through a browser. It displays queue and administration pages and sends their requests to the API Server.</w:t>
+        <w:t xml:space="preserve"> This is the interface that users and administrators access through a browser. It displays </w:t>
+      </w:r>
+      <w:proofErr w:type="gramStart"/>
+      <w:r>
+        <w:rPr>
+          <w:sz w:val="24"/>
+          <w:szCs w:val="24"/>
+        </w:rPr>
+        <w:t>queue</w:t>
+      </w:r>
+      <w:proofErr w:type="gramEnd"/>
+      <w:r>
+        <w:rPr>
+          <w:sz w:val="24"/>
+          <w:szCs w:val="24"/>
+        </w:rPr>
+        <w:t xml:space="preserve"> and administration pages and sends their requests to the API Server.</w:t>
       </w:r>
     </w:p>
     <w:p>
@@ -1250,7 +1663,7 @@
     </w:p>
     <w:p>
       <w:pPr>
-        <w:pStyle w:val="2"/>
+        <w:pStyle w:val="Heading2"/>
         <w:keepNext w:val="0"/>
         <w:keepLines w:val="0"/>
         <w:spacing w:before="100" w:after="100" w:line="360" w:lineRule="auto"/>
@@ -1345,7 +1758,7 @@
     </w:p>
     <w:tbl>
       <w:tblPr>
-        <w:tblStyle w:val="a5"/>
+        <w:tblStyle w:val="a"/>
         <w:tblW w:w="6555" w:type="dxa"/>
         <w:tblInd w:w="0" w:type="dxa"/>
         <w:tblLayout w:type="fixed"/>
@@ -1474,8 +1887,17 @@
                 <w:sz w:val="24"/>
                 <w:szCs w:val="24"/>
               </w:rPr>
-              <w:t>1 Alan Pourmo</w:t>
+              <w:t xml:space="preserve">1 Alan </w:t>
             </w:r>
+            <w:proofErr w:type="spellStart"/>
+            <w:r>
+              <w:rPr>
+                <w:sz w:val="24"/>
+                <w:szCs w:val="24"/>
+              </w:rPr>
+              <w:t>Pourmo</w:t>
+            </w:r>
+            <w:proofErr w:type="spellEnd"/>
           </w:p>
         </w:tc>
         <w:tc>
@@ -1634,7 +2056,6 @@
                 <w:sz w:val="24"/>
                 <w:szCs w:val="24"/>
               </w:rPr>
-              <w:lastRenderedPageBreak/>
               <w:t>3 Jihoon Lee</w:t>
             </w:r>
           </w:p>
@@ -1711,8 +2132,17 @@
                 <w:sz w:val="24"/>
                 <w:szCs w:val="24"/>
               </w:rPr>
-              <w:t>4 Maham Mubbashir</w:t>
+              <w:t xml:space="preserve">4 Maham </w:t>
             </w:r>
+            <w:proofErr w:type="spellStart"/>
+            <w:r>
+              <w:rPr>
+                <w:sz w:val="24"/>
+                <w:szCs w:val="24"/>
+              </w:rPr>
+              <w:t>Mubbashir</w:t>
+            </w:r>
+            <w:proofErr w:type="spellEnd"/>
           </w:p>
         </w:tc>
         <w:tc>
@@ -2942,14 +3372,14 @@
     <w:lsdException w:name="Unresolved Mention" w:semiHidden="1" w:unhideWhenUsed="1"/>
     <w:lsdException w:name="Smart Link" w:semiHidden="1" w:unhideWhenUsed="1"/>
   </w:latentStyles>
-  <w:style w:type="paragraph" w:default="1" w:styleId="a">
+  <w:style w:type="paragraph" w:default="1" w:styleId="Normal">
     <w:name w:val="Normal"/>
     <w:qFormat/>
   </w:style>
-  <w:style w:type="paragraph" w:styleId="1">
+  <w:style w:type="paragraph" w:styleId="Heading1">
     <w:name w:val="heading 1"/>
-    <w:basedOn w:val="a"/>
-    <w:next w:val="a"/>
+    <w:basedOn w:val="Normal"/>
+    <w:next w:val="Normal"/>
     <w:uiPriority w:val="9"/>
     <w:qFormat/>
     <w:pPr>
@@ -2963,10 +3393,10 @@
       <w:szCs w:val="40"/>
     </w:rPr>
   </w:style>
-  <w:style w:type="paragraph" w:styleId="2">
+  <w:style w:type="paragraph" w:styleId="Heading2">
     <w:name w:val="heading 2"/>
-    <w:basedOn w:val="a"/>
-    <w:next w:val="a"/>
+    <w:basedOn w:val="Normal"/>
+    <w:next w:val="Normal"/>
     <w:uiPriority w:val="9"/>
     <w:unhideWhenUsed/>
     <w:qFormat/>
@@ -2981,10 +3411,10 @@
       <w:szCs w:val="32"/>
     </w:rPr>
   </w:style>
-  <w:style w:type="paragraph" w:styleId="3">
+  <w:style w:type="paragraph" w:styleId="Heading3">
     <w:name w:val="heading 3"/>
-    <w:basedOn w:val="a"/>
-    <w:next w:val="a"/>
+    <w:basedOn w:val="Normal"/>
+    <w:next w:val="Normal"/>
     <w:uiPriority w:val="9"/>
     <w:unhideWhenUsed/>
     <w:qFormat/>
@@ -3000,10 +3430,10 @@
       <w:szCs w:val="28"/>
     </w:rPr>
   </w:style>
-  <w:style w:type="paragraph" w:styleId="4">
+  <w:style w:type="paragraph" w:styleId="Heading4">
     <w:name w:val="heading 4"/>
-    <w:basedOn w:val="a"/>
-    <w:next w:val="a"/>
+    <w:basedOn w:val="Normal"/>
+    <w:next w:val="Normal"/>
     <w:uiPriority w:val="9"/>
     <w:unhideWhenUsed/>
     <w:qFormat/>
@@ -3019,10 +3449,10 @@
       <w:szCs w:val="24"/>
     </w:rPr>
   </w:style>
-  <w:style w:type="paragraph" w:styleId="5">
+  <w:style w:type="paragraph" w:styleId="Heading5">
     <w:name w:val="heading 5"/>
-    <w:basedOn w:val="a"/>
-    <w:next w:val="a"/>
+    <w:basedOn w:val="Normal"/>
+    <w:next w:val="Normal"/>
     <w:uiPriority w:val="9"/>
     <w:semiHidden/>
     <w:unhideWhenUsed/>
@@ -3037,10 +3467,10 @@
       <w:color w:val="666666"/>
     </w:rPr>
   </w:style>
-  <w:style w:type="paragraph" w:styleId="6">
+  <w:style w:type="paragraph" w:styleId="Heading6">
     <w:name w:val="heading 6"/>
-    <w:basedOn w:val="a"/>
-    <w:next w:val="a"/>
+    <w:basedOn w:val="Normal"/>
+    <w:next w:val="Normal"/>
     <w:uiPriority w:val="9"/>
     <w:semiHidden/>
     <w:unhideWhenUsed/>
@@ -3057,13 +3487,12 @@
       <w:color w:val="666666"/>
     </w:rPr>
   </w:style>
-  <w:style w:type="character" w:default="1" w:styleId="a0">
+  <w:style w:type="character" w:default="1" w:styleId="DefaultParagraphFont">
     <w:name w:val="Default Paragraph Font"/>
     <w:uiPriority w:val="1"/>
-    <w:semiHidden/>
     <w:unhideWhenUsed/>
   </w:style>
-  <w:style w:type="table" w:default="1" w:styleId="a1">
+  <w:style w:type="table" w:default="1" w:styleId="TableNormal">
     <w:name w:val="Normal Table"/>
     <w:uiPriority w:val="99"/>
     <w:semiHidden/>
@@ -3078,13 +3507,13 @@
       </w:tblCellMar>
     </w:tblPr>
   </w:style>
-  <w:style w:type="numbering" w:default="1" w:styleId="a2">
+  <w:style w:type="numbering" w:default="1" w:styleId="NoList">
     <w:name w:val="No List"/>
     <w:uiPriority w:val="99"/>
     <w:semiHidden/>
     <w:unhideWhenUsed/>
   </w:style>
-  <w:style w:type="table" w:customStyle="1" w:styleId="TableNormal">
+  <w:style w:type="table" w:customStyle="1" w:styleId="TableNormal0">
     <w:name w:val="TableNormal"/>
     <w:tblPr>
       <w:tblCellMar>
@@ -3095,10 +3524,10 @@
       </w:tblCellMar>
     </w:tblPr>
   </w:style>
-  <w:style w:type="paragraph" w:styleId="a3">
+  <w:style w:type="paragraph" w:styleId="Title">
     <w:name w:val="Title"/>
-    <w:basedOn w:val="a"/>
-    <w:next w:val="a"/>
+    <w:basedOn w:val="Normal"/>
+    <w:next w:val="Normal"/>
     <w:uiPriority w:val="10"/>
     <w:qFormat/>
     <w:pPr>
@@ -3111,10 +3540,10 @@
       <w:szCs w:val="52"/>
     </w:rPr>
   </w:style>
-  <w:style w:type="paragraph" w:styleId="a4">
+  <w:style w:type="paragraph" w:styleId="Subtitle">
     <w:name w:val="Subtitle"/>
-    <w:basedOn w:val="a"/>
-    <w:next w:val="a"/>
+    <w:basedOn w:val="Normal"/>
+    <w:next w:val="Normal"/>
     <w:uiPriority w:val="11"/>
     <w:qFormat/>
     <w:pPr>
@@ -3129,17 +3558,17 @@
       <w:szCs w:val="30"/>
     </w:rPr>
   </w:style>
-  <w:style w:type="table" w:customStyle="1" w:styleId="a5">
-    <w:basedOn w:val="TableNormal"/>
+  <w:style w:type="table" w:customStyle="1" w:styleId="a">
+    <w:basedOn w:val="TableNormal0"/>
     <w:tblPr>
       <w:tblStyleRowBandSize w:val="1"/>
       <w:tblStyleColBandSize w:val="1"/>
     </w:tblPr>
   </w:style>
-  <w:style w:type="paragraph" w:styleId="a6">
+  <w:style w:type="paragraph" w:styleId="Header">
     <w:name w:val="header"/>
-    <w:basedOn w:val="a"/>
-    <w:link w:val="Char"/>
+    <w:basedOn w:val="Normal"/>
+    <w:link w:val="HeaderChar"/>
     <w:uiPriority w:val="99"/>
     <w:unhideWhenUsed/>
     <w:rsid w:val="00E93096"/>
@@ -3151,17 +3580,17 @@
       <w:snapToGrid w:val="0"/>
     </w:pPr>
   </w:style>
-  <w:style w:type="character" w:customStyle="1" w:styleId="Char">
-    <w:name w:val="머리글 Char"/>
-    <w:basedOn w:val="a0"/>
-    <w:link w:val="a6"/>
+  <w:style w:type="character" w:customStyle="1" w:styleId="HeaderChar">
+    <w:name w:val="Header Char"/>
+    <w:basedOn w:val="DefaultParagraphFont"/>
+    <w:link w:val="Header"/>
     <w:uiPriority w:val="99"/>
     <w:rsid w:val="00E93096"/>
   </w:style>
-  <w:style w:type="paragraph" w:styleId="a7">
+  <w:style w:type="paragraph" w:styleId="Footer">
     <w:name w:val="footer"/>
-    <w:basedOn w:val="a"/>
-    <w:link w:val="Char0"/>
+    <w:basedOn w:val="Normal"/>
+    <w:link w:val="FooterChar"/>
     <w:uiPriority w:val="99"/>
     <w:unhideWhenUsed/>
     <w:rsid w:val="00E93096"/>
@@ -3173,12 +3602,40 @@
       <w:snapToGrid w:val="0"/>
     </w:pPr>
   </w:style>
-  <w:style w:type="character" w:customStyle="1" w:styleId="Char0">
-    <w:name w:val="바닥글 Char"/>
-    <w:basedOn w:val="a0"/>
-    <w:link w:val="a7"/>
+  <w:style w:type="character" w:customStyle="1" w:styleId="FooterChar">
+    <w:name w:val="Footer Char"/>
+    <w:basedOn w:val="DefaultParagraphFont"/>
+    <w:link w:val="Footer"/>
     <w:uiPriority w:val="99"/>
     <w:rsid w:val="00E93096"/>
+  </w:style>
+  <w:style w:type="paragraph" w:styleId="NormalWeb">
+    <w:name w:val="Normal (Web)"/>
+    <w:basedOn w:val="Normal"/>
+    <w:uiPriority w:val="99"/>
+    <w:semiHidden/>
+    <w:unhideWhenUsed/>
+    <w:rsid w:val="008325E4"/>
+    <w:pPr>
+      <w:spacing w:before="100" w:beforeAutospacing="1" w:after="100" w:afterAutospacing="1" w:line="240" w:lineRule="auto"/>
+    </w:pPr>
+    <w:rPr>
+      <w:rFonts w:ascii="Times New Roman" w:eastAsia="Times New Roman" w:hAnsi="Times New Roman" w:cs="Times New Roman"/>
+      <w:sz w:val="24"/>
+      <w:szCs w:val="24"/>
+      <w:lang w:val="en-US" w:eastAsia="en-US"/>
+    </w:rPr>
+  </w:style>
+  <w:style w:type="paragraph" w:styleId="ListParagraph">
+    <w:name w:val="List Paragraph"/>
+    <w:basedOn w:val="Normal"/>
+    <w:uiPriority w:val="34"/>
+    <w:qFormat/>
+    <w:rsid w:val="008325E4"/>
+    <w:pPr>
+      <w:ind w:left="720"/>
+      <w:contextualSpacing/>
+    </w:pPr>
   </w:style>
 </w:styles>
 </file>

--- a/Assignment 1.docx
+++ b/Assignment 1.docx
@@ -274,37 +274,12 @@
           <w:szCs w:val="24"/>
         </w:rPr>
       </w:pPr>
-      <w:proofErr w:type="gramStart"/>
-      <w:r>
-        <w:rPr>
-          <w:sz w:val="24"/>
-          <w:szCs w:val="24"/>
-        </w:rPr>
-        <w:t>User</w:t>
-      </w:r>
-      <w:proofErr w:type="gramEnd"/>
-      <w:r>
-        <w:rPr>
-          <w:sz w:val="24"/>
-          <w:szCs w:val="24"/>
-        </w:rPr>
-        <w:t xml:space="preserve"> will get notified when </w:t>
-      </w:r>
-      <w:proofErr w:type="gramStart"/>
-      <w:r>
-        <w:rPr>
-          <w:sz w:val="24"/>
-          <w:szCs w:val="24"/>
-        </w:rPr>
-        <w:t>close</w:t>
-      </w:r>
-      <w:proofErr w:type="gramEnd"/>
-      <w:r>
-        <w:rPr>
-          <w:sz w:val="24"/>
-          <w:szCs w:val="24"/>
-        </w:rPr>
-        <w:t xml:space="preserve"> to being served or queue status changes</w:t>
+      <w:r>
+        <w:rPr>
+          <w:sz w:val="24"/>
+          <w:szCs w:val="24"/>
+        </w:rPr>
+        <w:t>User will get notified when close to being served or queue status changes</w:t>
       </w:r>
     </w:p>
     <w:p>
@@ -1655,6 +1630,1307 @@
       <w:pPr>
         <w:spacing w:after="100"/>
         <w:rPr>
+          <w:b/>
+          <w:bCs/>
+          <w:color w:val="273540"/>
+          <w:sz w:val="24"/>
+          <w:szCs w:val="24"/>
+          <w:lang w:val="en-PK"/>
+        </w:rPr>
+      </w:pPr>
+      <w:r>
+        <w:rPr>
+          <w:b/>
+          <w:bCs/>
+          <w:color w:val="273540"/>
+          <w:sz w:val="24"/>
+          <w:szCs w:val="24"/>
+          <w:u w:val="single"/>
+          <w:lang w:val="en-PK"/>
+        </w:rPr>
+        <w:lastRenderedPageBreak/>
+        <w:t>Database Schema &amp; Data Models</w:t>
+      </w:r>
+    </w:p>
+    <w:p>
+      <w:pPr>
+        <w:spacing w:after="100"/>
+        <w:rPr>
+          <w:b/>
+          <w:bCs/>
+          <w:color w:val="273540"/>
+          <w:sz w:val="24"/>
+          <w:szCs w:val="24"/>
+          <w:lang w:val="en-PK"/>
+        </w:rPr>
+      </w:pPr>
+      <w:r>
+        <w:rPr>
+          <w:color w:val="273540"/>
+          <w:sz w:val="24"/>
+          <w:szCs w:val="24"/>
+          <w:lang w:val="en-PK"/>
+        </w:rPr>
+        <w:t>To support the database container, the system uses four main tables to store and track information:</w:t>
+      </w:r>
+    </w:p>
+    <w:p>
+      <w:pPr>
+        <w:numPr>
+          <w:ilvl w:val="0"/>
+          <w:numId w:val="7"/>
+        </w:numPr>
+        <w:spacing w:after="100"/>
+        <w:rPr>
+          <w:b/>
+          <w:bCs/>
+          <w:color w:val="273540"/>
+          <w:sz w:val="24"/>
+          <w:szCs w:val="24"/>
+          <w:lang w:val="en-PK"/>
+        </w:rPr>
+      </w:pPr>
+      <w:r>
+        <w:rPr>
+          <w:b/>
+          <w:bCs/>
+          <w:color w:val="273540"/>
+          <w:sz w:val="24"/>
+          <w:szCs w:val="24"/>
+          <w:lang w:val="en-PK"/>
+        </w:rPr>
+        <w:t xml:space="preserve">Users Table (users) — </w:t>
+      </w:r>
+      <w:r>
+        <w:rPr>
+          <w:color w:val="273540"/>
+          <w:sz w:val="24"/>
+          <w:szCs w:val="24"/>
+          <w:lang w:val="en-PK"/>
+        </w:rPr>
+        <w:t>Stores accounts for both students and administrators.</w:t>
+      </w:r>
+    </w:p>
+    <w:p>
+      <w:pPr>
+        <w:numPr>
+          <w:ilvl w:val="1"/>
+          <w:numId w:val="7"/>
+        </w:numPr>
+        <w:spacing w:after="100"/>
+        <w:rPr>
+          <w:b/>
+          <w:bCs/>
+          <w:color w:val="273540"/>
+          <w:sz w:val="24"/>
+          <w:szCs w:val="24"/>
+          <w:lang w:val="en-PK"/>
+        </w:rPr>
+      </w:pPr>
+      <w:proofErr w:type="spellStart"/>
+      <w:r>
+        <w:rPr>
+          <w:b/>
+          <w:bCs/>
+          <w:color w:val="273540"/>
+          <w:sz w:val="24"/>
+          <w:szCs w:val="24"/>
+          <w:lang w:val="en-PK"/>
+        </w:rPr>
+        <w:t>user_id</w:t>
+      </w:r>
+      <w:proofErr w:type="spellEnd"/>
+      <w:r>
+        <w:rPr>
+          <w:b/>
+          <w:bCs/>
+          <w:i/>
+          <w:iCs/>
+          <w:color w:val="273540"/>
+          <w:sz w:val="24"/>
+          <w:szCs w:val="24"/>
+          <w:lang w:val="en-PK"/>
+        </w:rPr>
+        <w:t xml:space="preserve"> (Primary Key)</w:t>
+      </w:r>
+      <w:r>
+        <w:rPr>
+          <w:b/>
+          <w:bCs/>
+          <w:color w:val="273540"/>
+          <w:sz w:val="24"/>
+          <w:szCs w:val="24"/>
+          <w:lang w:val="en-PK"/>
+        </w:rPr>
+        <w:t xml:space="preserve">: </w:t>
+      </w:r>
+      <w:r>
+        <w:rPr>
+          <w:color w:val="273540"/>
+          <w:sz w:val="24"/>
+          <w:szCs w:val="24"/>
+          <w:lang w:val="en-PK"/>
+        </w:rPr>
+        <w:t>Unique ID for each user.</w:t>
+      </w:r>
+    </w:p>
+    <w:p>
+      <w:pPr>
+        <w:numPr>
+          <w:ilvl w:val="1"/>
+          <w:numId w:val="7"/>
+        </w:numPr>
+        <w:spacing w:after="100"/>
+        <w:rPr>
+          <w:b/>
+          <w:bCs/>
+          <w:color w:val="273540"/>
+          <w:sz w:val="24"/>
+          <w:szCs w:val="24"/>
+          <w:lang w:val="en-PK"/>
+        </w:rPr>
+      </w:pPr>
+      <w:r>
+        <w:rPr>
+          <w:b/>
+          <w:bCs/>
+          <w:color w:val="273540"/>
+          <w:sz w:val="24"/>
+          <w:szCs w:val="24"/>
+          <w:lang w:val="en-PK"/>
+        </w:rPr>
+        <w:t xml:space="preserve">email: </w:t>
+      </w:r>
+      <w:r>
+        <w:rPr>
+          <w:color w:val="273540"/>
+          <w:sz w:val="24"/>
+          <w:szCs w:val="24"/>
+          <w:lang w:val="en-PK"/>
+        </w:rPr>
+        <w:t>The user's email address for login and notifications.</w:t>
+      </w:r>
+    </w:p>
+    <w:p>
+      <w:pPr>
+        <w:numPr>
+          <w:ilvl w:val="1"/>
+          <w:numId w:val="7"/>
+        </w:numPr>
+        <w:spacing w:after="100"/>
+        <w:rPr>
+          <w:b/>
+          <w:bCs/>
+          <w:color w:val="273540"/>
+          <w:sz w:val="24"/>
+          <w:szCs w:val="24"/>
+          <w:lang w:val="en-PK"/>
+        </w:rPr>
+      </w:pPr>
+      <w:proofErr w:type="spellStart"/>
+      <w:r>
+        <w:rPr>
+          <w:b/>
+          <w:bCs/>
+          <w:color w:val="273540"/>
+          <w:sz w:val="24"/>
+          <w:szCs w:val="24"/>
+          <w:lang w:val="en-PK"/>
+        </w:rPr>
+        <w:t>password_hash</w:t>
+      </w:r>
+      <w:proofErr w:type="spellEnd"/>
+      <w:r>
+        <w:rPr>
+          <w:b/>
+          <w:bCs/>
+          <w:color w:val="273540"/>
+          <w:sz w:val="24"/>
+          <w:szCs w:val="24"/>
+          <w:lang w:val="en-PK"/>
+        </w:rPr>
+        <w:t xml:space="preserve">: </w:t>
+      </w:r>
+      <w:r>
+        <w:rPr>
+          <w:color w:val="273540"/>
+          <w:sz w:val="24"/>
+          <w:szCs w:val="24"/>
+          <w:lang w:val="en-PK"/>
+        </w:rPr>
+        <w:t>Securely encrypted password.</w:t>
+      </w:r>
+    </w:p>
+    <w:p>
+      <w:pPr>
+        <w:numPr>
+          <w:ilvl w:val="1"/>
+          <w:numId w:val="7"/>
+        </w:numPr>
+        <w:spacing w:after="100"/>
+        <w:rPr>
+          <w:b/>
+          <w:bCs/>
+          <w:color w:val="273540"/>
+          <w:sz w:val="24"/>
+          <w:szCs w:val="24"/>
+          <w:lang w:val="en-PK"/>
+        </w:rPr>
+      </w:pPr>
+      <w:r>
+        <w:rPr>
+          <w:b/>
+          <w:bCs/>
+          <w:color w:val="273540"/>
+          <w:sz w:val="24"/>
+          <w:szCs w:val="24"/>
+          <w:lang w:val="en-PK"/>
+        </w:rPr>
+        <w:t xml:space="preserve">role: </w:t>
+      </w:r>
+      <w:r>
+        <w:rPr>
+          <w:color w:val="273540"/>
+          <w:sz w:val="24"/>
+          <w:szCs w:val="24"/>
+          <w:lang w:val="en-PK"/>
+        </w:rPr>
+        <w:t>Identifies whether the user is a student or an admin.</w:t>
+      </w:r>
+    </w:p>
+    <w:p>
+      <w:pPr>
+        <w:numPr>
+          <w:ilvl w:val="0"/>
+          <w:numId w:val="7"/>
+        </w:numPr>
+        <w:spacing w:after="100"/>
+        <w:rPr>
+          <w:b/>
+          <w:bCs/>
+          <w:color w:val="273540"/>
+          <w:sz w:val="24"/>
+          <w:szCs w:val="24"/>
+          <w:lang w:val="en-PK"/>
+        </w:rPr>
+      </w:pPr>
+      <w:r>
+        <w:rPr>
+          <w:b/>
+          <w:bCs/>
+          <w:color w:val="273540"/>
+          <w:sz w:val="24"/>
+          <w:szCs w:val="24"/>
+          <w:lang w:val="en-PK"/>
+        </w:rPr>
+        <w:t xml:space="preserve">Services / Queues Table (services) — </w:t>
+      </w:r>
+      <w:r>
+        <w:rPr>
+          <w:color w:val="273540"/>
+          <w:sz w:val="24"/>
+          <w:szCs w:val="24"/>
+          <w:lang w:val="en-PK"/>
+        </w:rPr>
+        <w:t>Stores the different queues created by administrators.</w:t>
+      </w:r>
+    </w:p>
+    <w:p>
+      <w:pPr>
+        <w:numPr>
+          <w:ilvl w:val="1"/>
+          <w:numId w:val="7"/>
+        </w:numPr>
+        <w:spacing w:after="100"/>
+        <w:rPr>
+          <w:b/>
+          <w:bCs/>
+          <w:color w:val="273540"/>
+          <w:sz w:val="24"/>
+          <w:szCs w:val="24"/>
+          <w:lang w:val="en-PK"/>
+        </w:rPr>
+      </w:pPr>
+      <w:proofErr w:type="spellStart"/>
+      <w:r>
+        <w:rPr>
+          <w:b/>
+          <w:bCs/>
+          <w:color w:val="273540"/>
+          <w:sz w:val="24"/>
+          <w:szCs w:val="24"/>
+          <w:lang w:val="en-PK"/>
+        </w:rPr>
+        <w:t>service_id</w:t>
+      </w:r>
+      <w:proofErr w:type="spellEnd"/>
+      <w:r>
+        <w:rPr>
+          <w:b/>
+          <w:bCs/>
+          <w:color w:val="273540"/>
+          <w:sz w:val="24"/>
+          <w:szCs w:val="24"/>
+          <w:lang w:val="en-PK"/>
+        </w:rPr>
+        <w:t xml:space="preserve"> </w:t>
+      </w:r>
+      <w:r>
+        <w:rPr>
+          <w:b/>
+          <w:bCs/>
+          <w:i/>
+          <w:iCs/>
+          <w:color w:val="273540"/>
+          <w:sz w:val="24"/>
+          <w:szCs w:val="24"/>
+          <w:lang w:val="en-PK"/>
+        </w:rPr>
+        <w:t>(Primary Key)</w:t>
+      </w:r>
+      <w:r>
+        <w:rPr>
+          <w:b/>
+          <w:bCs/>
+          <w:color w:val="273540"/>
+          <w:sz w:val="24"/>
+          <w:szCs w:val="24"/>
+          <w:lang w:val="en-PK"/>
+        </w:rPr>
+        <w:t>:</w:t>
+      </w:r>
+      <w:r>
+        <w:rPr>
+          <w:color w:val="273540"/>
+          <w:sz w:val="24"/>
+          <w:szCs w:val="24"/>
+          <w:lang w:val="en-PK"/>
+        </w:rPr>
+        <w:t xml:space="preserve"> Unique ID for each queue/service.</w:t>
+      </w:r>
+    </w:p>
+    <w:p>
+      <w:pPr>
+        <w:numPr>
+          <w:ilvl w:val="1"/>
+          <w:numId w:val="7"/>
+        </w:numPr>
+        <w:spacing w:after="100"/>
+        <w:rPr>
+          <w:b/>
+          <w:bCs/>
+          <w:color w:val="273540"/>
+          <w:sz w:val="24"/>
+          <w:szCs w:val="24"/>
+          <w:lang w:val="en-PK"/>
+        </w:rPr>
+      </w:pPr>
+      <w:r>
+        <w:rPr>
+          <w:b/>
+          <w:bCs/>
+          <w:color w:val="273540"/>
+          <w:sz w:val="24"/>
+          <w:szCs w:val="24"/>
+          <w:lang w:val="en-PK"/>
+        </w:rPr>
+        <w:t xml:space="preserve">name: </w:t>
+      </w:r>
+      <w:r>
+        <w:rPr>
+          <w:color w:val="273540"/>
+          <w:sz w:val="24"/>
+          <w:szCs w:val="24"/>
+          <w:lang w:val="en-PK"/>
+        </w:rPr>
+        <w:t>The name of the queue (e.g., "Financial Aid").</w:t>
+      </w:r>
+    </w:p>
+    <w:p>
+      <w:pPr>
+        <w:numPr>
+          <w:ilvl w:val="1"/>
+          <w:numId w:val="7"/>
+        </w:numPr>
+        <w:spacing w:after="100"/>
+        <w:rPr>
+          <w:b/>
+          <w:bCs/>
+          <w:color w:val="273540"/>
+          <w:sz w:val="24"/>
+          <w:szCs w:val="24"/>
+          <w:lang w:val="en-PK"/>
+        </w:rPr>
+      </w:pPr>
+      <w:r>
+        <w:rPr>
+          <w:b/>
+          <w:bCs/>
+          <w:color w:val="273540"/>
+          <w:sz w:val="24"/>
+          <w:szCs w:val="24"/>
+          <w:lang w:val="en-PK"/>
+        </w:rPr>
+        <w:t xml:space="preserve">description: </w:t>
+      </w:r>
+      <w:r>
+        <w:rPr>
+          <w:color w:val="273540"/>
+          <w:sz w:val="24"/>
+          <w:szCs w:val="24"/>
+          <w:lang w:val="en-PK"/>
+        </w:rPr>
+        <w:t>Short description of the service.</w:t>
+      </w:r>
+    </w:p>
+    <w:p>
+      <w:pPr>
+        <w:numPr>
+          <w:ilvl w:val="1"/>
+          <w:numId w:val="7"/>
+        </w:numPr>
+        <w:spacing w:after="100"/>
+        <w:rPr>
+          <w:b/>
+          <w:bCs/>
+          <w:color w:val="273540"/>
+          <w:sz w:val="24"/>
+          <w:szCs w:val="24"/>
+          <w:lang w:val="en-PK"/>
+        </w:rPr>
+      </w:pPr>
+      <w:proofErr w:type="spellStart"/>
+      <w:r>
+        <w:rPr>
+          <w:b/>
+          <w:bCs/>
+          <w:color w:val="273540"/>
+          <w:sz w:val="24"/>
+          <w:szCs w:val="24"/>
+          <w:lang w:val="en-PK"/>
+        </w:rPr>
+        <w:t>expected_duration_minutes</w:t>
+      </w:r>
+      <w:proofErr w:type="spellEnd"/>
+      <w:r>
+        <w:rPr>
+          <w:b/>
+          <w:bCs/>
+          <w:color w:val="273540"/>
+          <w:sz w:val="24"/>
+          <w:szCs w:val="24"/>
+          <w:lang w:val="en-PK"/>
+        </w:rPr>
+        <w:t xml:space="preserve">: </w:t>
+      </w:r>
+      <w:r>
+        <w:rPr>
+          <w:color w:val="273540"/>
+          <w:sz w:val="24"/>
+          <w:szCs w:val="24"/>
+          <w:lang w:val="en-PK"/>
+        </w:rPr>
+        <w:t>Estimated time it takes to serve one person.</w:t>
+      </w:r>
+    </w:p>
+    <w:p>
+      <w:pPr>
+        <w:numPr>
+          <w:ilvl w:val="1"/>
+          <w:numId w:val="7"/>
+        </w:numPr>
+        <w:spacing w:after="100"/>
+        <w:rPr>
+          <w:b/>
+          <w:bCs/>
+          <w:color w:val="273540"/>
+          <w:sz w:val="24"/>
+          <w:szCs w:val="24"/>
+          <w:lang w:val="en-PK"/>
+        </w:rPr>
+      </w:pPr>
+      <w:proofErr w:type="spellStart"/>
+      <w:r>
+        <w:rPr>
+          <w:b/>
+          <w:bCs/>
+          <w:color w:val="273540"/>
+          <w:sz w:val="24"/>
+          <w:szCs w:val="24"/>
+          <w:lang w:val="en-PK"/>
+        </w:rPr>
+        <w:t>priority_level</w:t>
+      </w:r>
+      <w:proofErr w:type="spellEnd"/>
+      <w:r>
+        <w:rPr>
+          <w:b/>
+          <w:bCs/>
+          <w:color w:val="273540"/>
+          <w:sz w:val="24"/>
+          <w:szCs w:val="24"/>
+          <w:lang w:val="en-PK"/>
+        </w:rPr>
+        <w:t xml:space="preserve">: </w:t>
+      </w:r>
+      <w:r>
+        <w:rPr>
+          <w:color w:val="273540"/>
+          <w:sz w:val="24"/>
+          <w:szCs w:val="24"/>
+          <w:lang w:val="en-PK"/>
+        </w:rPr>
+        <w:t>Defines the priority rules for the queue.</w:t>
+      </w:r>
+    </w:p>
+    <w:p>
+      <w:pPr>
+        <w:numPr>
+          <w:ilvl w:val="0"/>
+          <w:numId w:val="7"/>
+        </w:numPr>
+        <w:spacing w:after="100"/>
+        <w:rPr>
+          <w:b/>
+          <w:bCs/>
+          <w:color w:val="273540"/>
+          <w:sz w:val="24"/>
+          <w:szCs w:val="24"/>
+          <w:lang w:val="en-PK"/>
+        </w:rPr>
+      </w:pPr>
+      <w:r>
+        <w:rPr>
+          <w:b/>
+          <w:bCs/>
+          <w:color w:val="273540"/>
+          <w:sz w:val="24"/>
+          <w:szCs w:val="24"/>
+          <w:lang w:val="en-PK"/>
+        </w:rPr>
+        <w:t>Queue Entries Table (</w:t>
+      </w:r>
+      <w:proofErr w:type="spellStart"/>
+      <w:r>
+        <w:rPr>
+          <w:b/>
+          <w:bCs/>
+          <w:color w:val="273540"/>
+          <w:sz w:val="24"/>
+          <w:szCs w:val="24"/>
+          <w:lang w:val="en-PK"/>
+        </w:rPr>
+        <w:t>queue_entries</w:t>
+      </w:r>
+      <w:proofErr w:type="spellEnd"/>
+      <w:r>
+        <w:rPr>
+          <w:b/>
+          <w:bCs/>
+          <w:color w:val="273540"/>
+          <w:sz w:val="24"/>
+          <w:szCs w:val="24"/>
+          <w:lang w:val="en-PK"/>
+        </w:rPr>
+        <w:t xml:space="preserve">) — </w:t>
+      </w:r>
+      <w:r>
+        <w:rPr>
+          <w:color w:val="273540"/>
+          <w:sz w:val="24"/>
+          <w:szCs w:val="24"/>
+          <w:lang w:val="en-PK"/>
+        </w:rPr>
+        <w:t>Tracks users who are currently waiting in a queue.</w:t>
+      </w:r>
+    </w:p>
+    <w:p>
+      <w:pPr>
+        <w:numPr>
+          <w:ilvl w:val="1"/>
+          <w:numId w:val="7"/>
+        </w:numPr>
+        <w:spacing w:after="100"/>
+        <w:rPr>
+          <w:b/>
+          <w:bCs/>
+          <w:color w:val="273540"/>
+          <w:sz w:val="24"/>
+          <w:szCs w:val="24"/>
+          <w:lang w:val="en-PK"/>
+        </w:rPr>
+      </w:pPr>
+      <w:proofErr w:type="spellStart"/>
+      <w:r>
+        <w:rPr>
+          <w:b/>
+          <w:bCs/>
+          <w:color w:val="273540"/>
+          <w:sz w:val="24"/>
+          <w:szCs w:val="24"/>
+          <w:lang w:val="en-PK"/>
+        </w:rPr>
+        <w:t>entry_id</w:t>
+      </w:r>
+      <w:proofErr w:type="spellEnd"/>
+      <w:r>
+        <w:rPr>
+          <w:b/>
+          <w:bCs/>
+          <w:i/>
+          <w:iCs/>
+          <w:color w:val="273540"/>
+          <w:sz w:val="24"/>
+          <w:szCs w:val="24"/>
+          <w:lang w:val="en-PK"/>
+        </w:rPr>
+        <w:t xml:space="preserve"> (Primary Key)</w:t>
+      </w:r>
+      <w:r>
+        <w:rPr>
+          <w:b/>
+          <w:bCs/>
+          <w:color w:val="273540"/>
+          <w:sz w:val="24"/>
+          <w:szCs w:val="24"/>
+          <w:lang w:val="en-PK"/>
+        </w:rPr>
+        <w:t xml:space="preserve">: </w:t>
+      </w:r>
+      <w:r>
+        <w:rPr>
+          <w:color w:val="273540"/>
+          <w:sz w:val="24"/>
+          <w:szCs w:val="24"/>
+          <w:lang w:val="en-PK"/>
+        </w:rPr>
+        <w:t>Unique ID for the queue ticket.</w:t>
+      </w:r>
+    </w:p>
+    <w:p>
+      <w:pPr>
+        <w:numPr>
+          <w:ilvl w:val="1"/>
+          <w:numId w:val="7"/>
+        </w:numPr>
+        <w:spacing w:after="100"/>
+        <w:rPr>
+          <w:b/>
+          <w:bCs/>
+          <w:color w:val="273540"/>
+          <w:sz w:val="24"/>
+          <w:szCs w:val="24"/>
+          <w:lang w:val="en-PK"/>
+        </w:rPr>
+      </w:pPr>
+      <w:proofErr w:type="spellStart"/>
+      <w:r>
+        <w:rPr>
+          <w:b/>
+          <w:bCs/>
+          <w:color w:val="273540"/>
+          <w:sz w:val="24"/>
+          <w:szCs w:val="24"/>
+          <w:lang w:val="en-PK"/>
+        </w:rPr>
+        <w:t>service_id</w:t>
+      </w:r>
+      <w:proofErr w:type="spellEnd"/>
+      <w:r>
+        <w:rPr>
+          <w:b/>
+          <w:bCs/>
+          <w:color w:val="273540"/>
+          <w:sz w:val="24"/>
+          <w:szCs w:val="24"/>
+          <w:lang w:val="en-PK"/>
+        </w:rPr>
+        <w:t xml:space="preserve"> </w:t>
+      </w:r>
+      <w:r>
+        <w:rPr>
+          <w:b/>
+          <w:bCs/>
+          <w:i/>
+          <w:iCs/>
+          <w:color w:val="273540"/>
+          <w:sz w:val="24"/>
+          <w:szCs w:val="24"/>
+          <w:lang w:val="en-PK"/>
+        </w:rPr>
+        <w:t>(Foreign Key)</w:t>
+      </w:r>
+      <w:r>
+        <w:rPr>
+          <w:b/>
+          <w:bCs/>
+          <w:color w:val="273540"/>
+          <w:sz w:val="24"/>
+          <w:szCs w:val="24"/>
+          <w:lang w:val="en-PK"/>
+        </w:rPr>
+        <w:t>:</w:t>
+      </w:r>
+      <w:r>
+        <w:rPr>
+          <w:color w:val="273540"/>
+          <w:sz w:val="24"/>
+          <w:szCs w:val="24"/>
+          <w:lang w:val="en-PK"/>
+        </w:rPr>
+        <w:t xml:space="preserve"> Links to the specific queue.</w:t>
+      </w:r>
+    </w:p>
+    <w:p>
+      <w:pPr>
+        <w:numPr>
+          <w:ilvl w:val="1"/>
+          <w:numId w:val="7"/>
+        </w:numPr>
+        <w:spacing w:after="100"/>
+        <w:rPr>
+          <w:b/>
+          <w:bCs/>
+          <w:color w:val="273540"/>
+          <w:sz w:val="24"/>
+          <w:szCs w:val="24"/>
+          <w:lang w:val="en-PK"/>
+        </w:rPr>
+      </w:pPr>
+      <w:proofErr w:type="spellStart"/>
+      <w:r>
+        <w:rPr>
+          <w:b/>
+          <w:bCs/>
+          <w:color w:val="273540"/>
+          <w:sz w:val="24"/>
+          <w:szCs w:val="24"/>
+          <w:lang w:val="en-PK"/>
+        </w:rPr>
+        <w:t>user_id</w:t>
+      </w:r>
+      <w:proofErr w:type="spellEnd"/>
+      <w:r>
+        <w:rPr>
+          <w:b/>
+          <w:bCs/>
+          <w:color w:val="273540"/>
+          <w:sz w:val="24"/>
+          <w:szCs w:val="24"/>
+          <w:lang w:val="en-PK"/>
+        </w:rPr>
+        <w:t xml:space="preserve"> </w:t>
+      </w:r>
+      <w:r>
+        <w:rPr>
+          <w:b/>
+          <w:bCs/>
+          <w:i/>
+          <w:iCs/>
+          <w:color w:val="273540"/>
+          <w:sz w:val="24"/>
+          <w:szCs w:val="24"/>
+          <w:lang w:val="en-PK"/>
+        </w:rPr>
+        <w:t>(Foreign Key)</w:t>
+      </w:r>
+      <w:r>
+        <w:rPr>
+          <w:b/>
+          <w:bCs/>
+          <w:color w:val="273540"/>
+          <w:sz w:val="24"/>
+          <w:szCs w:val="24"/>
+          <w:lang w:val="en-PK"/>
+        </w:rPr>
+        <w:t xml:space="preserve">: </w:t>
+      </w:r>
+      <w:r>
+        <w:rPr>
+          <w:color w:val="273540"/>
+          <w:sz w:val="24"/>
+          <w:szCs w:val="24"/>
+          <w:lang w:val="en-PK"/>
+        </w:rPr>
+        <w:t>Links to the user waiting in line.</w:t>
+      </w:r>
+    </w:p>
+    <w:p>
+      <w:pPr>
+        <w:numPr>
+          <w:ilvl w:val="1"/>
+          <w:numId w:val="7"/>
+        </w:numPr>
+        <w:spacing w:after="100"/>
+        <w:rPr>
+          <w:b/>
+          <w:bCs/>
+          <w:color w:val="273540"/>
+          <w:sz w:val="24"/>
+          <w:szCs w:val="24"/>
+          <w:lang w:val="en-PK"/>
+        </w:rPr>
+      </w:pPr>
+      <w:proofErr w:type="spellStart"/>
+      <w:r>
+        <w:rPr>
+          <w:b/>
+          <w:bCs/>
+          <w:color w:val="273540"/>
+          <w:sz w:val="24"/>
+          <w:szCs w:val="24"/>
+          <w:lang w:val="en-PK"/>
+        </w:rPr>
+        <w:t>joined_at</w:t>
+      </w:r>
+      <w:proofErr w:type="spellEnd"/>
+      <w:r>
+        <w:rPr>
+          <w:b/>
+          <w:bCs/>
+          <w:color w:val="273540"/>
+          <w:sz w:val="24"/>
+          <w:szCs w:val="24"/>
+          <w:lang w:val="en-PK"/>
+        </w:rPr>
+        <w:t xml:space="preserve">: </w:t>
+      </w:r>
+      <w:r>
+        <w:rPr>
+          <w:color w:val="273540"/>
+          <w:sz w:val="24"/>
+          <w:szCs w:val="24"/>
+          <w:lang w:val="en-PK"/>
+        </w:rPr>
+        <w:t>Timestamp of when the user joined.</w:t>
+      </w:r>
+    </w:p>
+    <w:p>
+      <w:pPr>
+        <w:numPr>
+          <w:ilvl w:val="1"/>
+          <w:numId w:val="7"/>
+        </w:numPr>
+        <w:spacing w:after="100"/>
+        <w:rPr>
+          <w:b/>
+          <w:bCs/>
+          <w:color w:val="273540"/>
+          <w:sz w:val="24"/>
+          <w:szCs w:val="24"/>
+          <w:lang w:val="en-PK"/>
+        </w:rPr>
+      </w:pPr>
+      <w:r>
+        <w:rPr>
+          <w:b/>
+          <w:bCs/>
+          <w:color w:val="273540"/>
+          <w:sz w:val="24"/>
+          <w:szCs w:val="24"/>
+          <w:lang w:val="en-PK"/>
+        </w:rPr>
+        <w:t xml:space="preserve">status: </w:t>
+      </w:r>
+      <w:r>
+        <w:rPr>
+          <w:color w:val="273540"/>
+          <w:sz w:val="24"/>
+          <w:szCs w:val="24"/>
+          <w:lang w:val="en-PK"/>
+        </w:rPr>
+        <w:t>Tracks their current state (e.g., waiting, serving, completed).</w:t>
+      </w:r>
+    </w:p>
+    <w:p>
+      <w:pPr>
+        <w:numPr>
+          <w:ilvl w:val="0"/>
+          <w:numId w:val="7"/>
+        </w:numPr>
+        <w:spacing w:after="100"/>
+        <w:rPr>
+          <w:b/>
+          <w:bCs/>
+          <w:color w:val="273540"/>
+          <w:sz w:val="24"/>
+          <w:szCs w:val="24"/>
+          <w:lang w:val="en-PK"/>
+        </w:rPr>
+      </w:pPr>
+      <w:r>
+        <w:rPr>
+          <w:b/>
+          <w:bCs/>
+          <w:color w:val="273540"/>
+          <w:sz w:val="24"/>
+          <w:szCs w:val="24"/>
+          <w:lang w:val="en-PK"/>
+        </w:rPr>
+        <w:t>History Table (</w:t>
+      </w:r>
+      <w:proofErr w:type="spellStart"/>
+      <w:r>
+        <w:rPr>
+          <w:b/>
+          <w:bCs/>
+          <w:i/>
+          <w:iCs/>
+          <w:color w:val="273540"/>
+          <w:sz w:val="24"/>
+          <w:szCs w:val="24"/>
+          <w:lang w:val="en-PK"/>
+        </w:rPr>
+        <w:t>queue_history</w:t>
+      </w:r>
+      <w:proofErr w:type="spellEnd"/>
+      <w:r>
+        <w:rPr>
+          <w:b/>
+          <w:bCs/>
+          <w:color w:val="273540"/>
+          <w:sz w:val="24"/>
+          <w:szCs w:val="24"/>
+          <w:lang w:val="en-PK"/>
+        </w:rPr>
+        <w:t xml:space="preserve">) — </w:t>
+      </w:r>
+      <w:r>
+        <w:rPr>
+          <w:color w:val="273540"/>
+          <w:sz w:val="24"/>
+          <w:szCs w:val="24"/>
+          <w:lang w:val="en-PK"/>
+        </w:rPr>
+        <w:t>Saves past queue participation records for users.</w:t>
+      </w:r>
+    </w:p>
+    <w:p>
+      <w:pPr>
+        <w:numPr>
+          <w:ilvl w:val="1"/>
+          <w:numId w:val="7"/>
+        </w:numPr>
+        <w:spacing w:after="100"/>
+        <w:rPr>
+          <w:b/>
+          <w:bCs/>
+          <w:color w:val="273540"/>
+          <w:sz w:val="24"/>
+          <w:szCs w:val="24"/>
+          <w:lang w:val="en-PK"/>
+        </w:rPr>
+      </w:pPr>
+      <w:proofErr w:type="spellStart"/>
+      <w:r>
+        <w:rPr>
+          <w:b/>
+          <w:bCs/>
+          <w:color w:val="273540"/>
+          <w:sz w:val="24"/>
+          <w:szCs w:val="24"/>
+          <w:lang w:val="en-PK"/>
+        </w:rPr>
+        <w:t>history_id</w:t>
+      </w:r>
+      <w:proofErr w:type="spellEnd"/>
+      <w:r>
+        <w:rPr>
+          <w:b/>
+          <w:bCs/>
+          <w:color w:val="273540"/>
+          <w:sz w:val="24"/>
+          <w:szCs w:val="24"/>
+          <w:lang w:val="en-PK"/>
+        </w:rPr>
+        <w:t xml:space="preserve"> </w:t>
+      </w:r>
+      <w:r>
+        <w:rPr>
+          <w:b/>
+          <w:bCs/>
+          <w:i/>
+          <w:iCs/>
+          <w:color w:val="273540"/>
+          <w:sz w:val="24"/>
+          <w:szCs w:val="24"/>
+          <w:lang w:val="en-PK"/>
+        </w:rPr>
+        <w:t>(Primary Key)</w:t>
+      </w:r>
+      <w:r>
+        <w:rPr>
+          <w:b/>
+          <w:bCs/>
+          <w:color w:val="273540"/>
+          <w:sz w:val="24"/>
+          <w:szCs w:val="24"/>
+          <w:lang w:val="en-PK"/>
+        </w:rPr>
+        <w:t xml:space="preserve">: </w:t>
+      </w:r>
+      <w:r>
+        <w:rPr>
+          <w:color w:val="273540"/>
+          <w:sz w:val="24"/>
+          <w:szCs w:val="24"/>
+          <w:lang w:val="en-PK"/>
+        </w:rPr>
+        <w:t>Unique ID for the history record.</w:t>
+      </w:r>
+    </w:p>
+    <w:p>
+      <w:pPr>
+        <w:numPr>
+          <w:ilvl w:val="1"/>
+          <w:numId w:val="7"/>
+        </w:numPr>
+        <w:spacing w:after="100"/>
+        <w:rPr>
+          <w:b/>
+          <w:bCs/>
+          <w:color w:val="273540"/>
+          <w:sz w:val="24"/>
+          <w:szCs w:val="24"/>
+          <w:lang w:val="en-PK"/>
+        </w:rPr>
+      </w:pPr>
+      <w:proofErr w:type="spellStart"/>
+      <w:r>
+        <w:rPr>
+          <w:b/>
+          <w:bCs/>
+          <w:color w:val="273540"/>
+          <w:sz w:val="24"/>
+          <w:szCs w:val="24"/>
+          <w:lang w:val="en-PK"/>
+        </w:rPr>
+        <w:t>user_id</w:t>
+      </w:r>
+      <w:proofErr w:type="spellEnd"/>
+      <w:r>
+        <w:rPr>
+          <w:b/>
+          <w:bCs/>
+          <w:color w:val="273540"/>
+          <w:sz w:val="24"/>
+          <w:szCs w:val="24"/>
+          <w:lang w:val="en-PK"/>
+        </w:rPr>
+        <w:t xml:space="preserve"> </w:t>
+      </w:r>
+      <w:r>
+        <w:rPr>
+          <w:b/>
+          <w:bCs/>
+          <w:i/>
+          <w:iCs/>
+          <w:color w:val="273540"/>
+          <w:sz w:val="24"/>
+          <w:szCs w:val="24"/>
+          <w:lang w:val="en-PK"/>
+        </w:rPr>
+        <w:t>(Foreign Key)</w:t>
+      </w:r>
+      <w:r>
+        <w:rPr>
+          <w:b/>
+          <w:bCs/>
+          <w:color w:val="273540"/>
+          <w:sz w:val="24"/>
+          <w:szCs w:val="24"/>
+          <w:lang w:val="en-PK"/>
+        </w:rPr>
+        <w:t xml:space="preserve">: </w:t>
+      </w:r>
+      <w:r>
+        <w:rPr>
+          <w:color w:val="273540"/>
+          <w:sz w:val="24"/>
+          <w:szCs w:val="24"/>
+          <w:lang w:val="en-PK"/>
+        </w:rPr>
+        <w:t>Links to the user.</w:t>
+      </w:r>
+    </w:p>
+    <w:p>
+      <w:pPr>
+        <w:numPr>
+          <w:ilvl w:val="1"/>
+          <w:numId w:val="7"/>
+        </w:numPr>
+        <w:spacing w:after="100"/>
+        <w:rPr>
+          <w:b/>
+          <w:bCs/>
+          <w:color w:val="273540"/>
+          <w:sz w:val="24"/>
+          <w:szCs w:val="24"/>
+          <w:lang w:val="en-PK"/>
+        </w:rPr>
+      </w:pPr>
+      <w:proofErr w:type="spellStart"/>
+      <w:r>
+        <w:rPr>
+          <w:b/>
+          <w:bCs/>
+          <w:color w:val="273540"/>
+          <w:sz w:val="24"/>
+          <w:szCs w:val="24"/>
+          <w:lang w:val="en-PK"/>
+        </w:rPr>
+        <w:t>service_id</w:t>
+      </w:r>
+      <w:proofErr w:type="spellEnd"/>
+      <w:r>
+        <w:rPr>
+          <w:b/>
+          <w:bCs/>
+          <w:color w:val="273540"/>
+          <w:sz w:val="24"/>
+          <w:szCs w:val="24"/>
+          <w:lang w:val="en-PK"/>
+        </w:rPr>
+        <w:t xml:space="preserve"> </w:t>
+      </w:r>
+      <w:r>
+        <w:rPr>
+          <w:b/>
+          <w:bCs/>
+          <w:i/>
+          <w:iCs/>
+          <w:color w:val="273540"/>
+          <w:sz w:val="24"/>
+          <w:szCs w:val="24"/>
+          <w:lang w:val="en-PK"/>
+        </w:rPr>
+        <w:t>(Foreign Key)</w:t>
+      </w:r>
+      <w:r>
+        <w:rPr>
+          <w:b/>
+          <w:bCs/>
+          <w:color w:val="273540"/>
+          <w:sz w:val="24"/>
+          <w:szCs w:val="24"/>
+          <w:lang w:val="en-PK"/>
+        </w:rPr>
+        <w:t xml:space="preserve">: </w:t>
+      </w:r>
+      <w:r>
+        <w:rPr>
+          <w:color w:val="273540"/>
+          <w:sz w:val="24"/>
+          <w:szCs w:val="24"/>
+          <w:lang w:val="en-PK"/>
+        </w:rPr>
+        <w:t>Links to the service they used.</w:t>
+      </w:r>
+    </w:p>
+    <w:p>
+      <w:pPr>
+        <w:numPr>
+          <w:ilvl w:val="1"/>
+          <w:numId w:val="7"/>
+        </w:numPr>
+        <w:spacing w:after="100"/>
+        <w:rPr>
+          <w:b/>
+          <w:bCs/>
+          <w:color w:val="273540"/>
+          <w:sz w:val="24"/>
+          <w:szCs w:val="24"/>
+          <w:lang w:val="en-PK"/>
+        </w:rPr>
+      </w:pPr>
+      <w:proofErr w:type="spellStart"/>
+      <w:r>
+        <w:rPr>
+          <w:b/>
+          <w:bCs/>
+          <w:color w:val="273540"/>
+          <w:sz w:val="24"/>
+          <w:szCs w:val="24"/>
+          <w:lang w:val="en-PK"/>
+        </w:rPr>
+        <w:t>total_wait_time</w:t>
+      </w:r>
+      <w:proofErr w:type="spellEnd"/>
+      <w:r>
+        <w:rPr>
+          <w:b/>
+          <w:bCs/>
+          <w:color w:val="273540"/>
+          <w:sz w:val="24"/>
+          <w:szCs w:val="24"/>
+          <w:lang w:val="en-PK"/>
+        </w:rPr>
+        <w:t>:</w:t>
+      </w:r>
+      <w:r>
+        <w:rPr>
+          <w:color w:val="273540"/>
+          <w:sz w:val="24"/>
+          <w:szCs w:val="24"/>
+          <w:lang w:val="en-PK"/>
+        </w:rPr>
+        <w:t xml:space="preserve"> How long they waited in total.</w:t>
+      </w:r>
+    </w:p>
+    <w:p>
+      <w:pPr>
+        <w:numPr>
+          <w:ilvl w:val="1"/>
+          <w:numId w:val="7"/>
+        </w:numPr>
+        <w:spacing w:after="100"/>
+        <w:rPr>
+          <w:b/>
+          <w:bCs/>
+          <w:color w:val="273540"/>
+          <w:sz w:val="24"/>
+          <w:szCs w:val="24"/>
+          <w:lang w:val="en-PK"/>
+        </w:rPr>
+      </w:pPr>
+      <w:proofErr w:type="spellStart"/>
+      <w:r>
+        <w:rPr>
+          <w:b/>
+          <w:bCs/>
+          <w:color w:val="273540"/>
+          <w:sz w:val="24"/>
+          <w:szCs w:val="24"/>
+          <w:lang w:val="en-PK"/>
+        </w:rPr>
+        <w:t>completed_at</w:t>
+      </w:r>
+      <w:proofErr w:type="spellEnd"/>
+      <w:r>
+        <w:rPr>
+          <w:b/>
+          <w:bCs/>
+          <w:color w:val="273540"/>
+          <w:sz w:val="24"/>
+          <w:szCs w:val="24"/>
+          <w:lang w:val="en-PK"/>
+        </w:rPr>
+        <w:t xml:space="preserve">: </w:t>
+      </w:r>
+      <w:r>
+        <w:rPr>
+          <w:color w:val="273540"/>
+          <w:sz w:val="24"/>
+          <w:szCs w:val="24"/>
+          <w:lang w:val="en-PK"/>
+        </w:rPr>
+        <w:t>Timestamp of when their service finished.</w:t>
+      </w:r>
+    </w:p>
+    <w:p>
+      <w:pPr>
+        <w:spacing w:after="100"/>
+        <w:rPr>
           <w:color w:val="273540"/>
           <w:sz w:val="24"/>
           <w:szCs w:val="24"/>
@@ -1687,6 +2963,7 @@
           <w:sz w:val="61"/>
           <w:szCs w:val="61"/>
         </w:rPr>
+        <w:lastRenderedPageBreak/>
         <w:t>Team Contribution Requirement (IMPORTANT)</w:t>
       </w:r>
     </w:p>
@@ -2132,17 +3409,8 @@
                 <w:sz w:val="24"/>
                 <w:szCs w:val="24"/>
               </w:rPr>
-              <w:t xml:space="preserve">4 Maham </w:t>
+              <w:t>4 Maham Mubbashir</w:t>
             </w:r>
-            <w:proofErr w:type="spellStart"/>
-            <w:r>
-              <w:rPr>
-                <w:sz w:val="24"/>
-                <w:szCs w:val="24"/>
-              </w:rPr>
-              <w:t>Mubbashir</w:t>
-            </w:r>
-            <w:proofErr w:type="spellEnd"/>
           </w:p>
         </w:tc>
         <w:tc>
@@ -2162,6 +3430,13 @@
                 <w:szCs w:val="24"/>
               </w:rPr>
             </w:pPr>
+            <w:r>
+              <w:rPr>
+                <w:sz w:val="24"/>
+                <w:szCs w:val="24"/>
+              </w:rPr>
+              <w:t>Expanded Part 3 by adding the complete relational database schema and data models to support the container architecture</w:t>
+            </w:r>
           </w:p>
         </w:tc>
         <w:tc>
@@ -2181,6 +3456,29 @@
                 <w:szCs w:val="24"/>
               </w:rPr>
             </w:pPr>
+            <w:r>
+              <w:rPr>
+                <w:sz w:val="24"/>
+                <w:szCs w:val="24"/>
+              </w:rPr>
+              <w:t xml:space="preserve">Added the database </w:t>
+            </w:r>
+            <w:proofErr w:type="gramStart"/>
+            <w:r>
+              <w:rPr>
+                <w:sz w:val="24"/>
+                <w:szCs w:val="24"/>
+              </w:rPr>
+              <w:t>schema</w:t>
+            </w:r>
+            <w:proofErr w:type="gramEnd"/>
+            <w:r>
+              <w:rPr>
+                <w:sz w:val="24"/>
+                <w:szCs w:val="24"/>
+              </w:rPr>
+              <w:t xml:space="preserve"> to Part 3 since parts 1, 2, and 3 were already completed by the other team members</w:t>
+            </w:r>
           </w:p>
         </w:tc>
       </w:tr>
@@ -2956,6 +4254,123 @@
       </w:rPr>
     </w:lvl>
   </w:abstractNum>
+  <w:abstractNum w:abstractNumId="6" w15:restartNumberingAfterBreak="0">
+    <w:nsid w:val="707754AF"/>
+    <w:multiLevelType w:val="multilevel"/>
+    <w:tmpl w:val="130051CE"/>
+    <w:lvl w:ilvl="0">
+      <w:start w:val="1"/>
+      <w:numFmt w:val="decimal"/>
+      <w:lvlText w:val="%1."/>
+      <w:lvlJc w:val="left"/>
+      <w:pPr>
+        <w:tabs>
+          <w:tab w:val="num" w:pos="720"/>
+        </w:tabs>
+        <w:ind w:left="720" w:hanging="360"/>
+      </w:pPr>
+    </w:lvl>
+    <w:lvl w:ilvl="1">
+      <w:start w:val="1"/>
+      <w:numFmt w:val="bullet"/>
+      <w:lvlText w:val="o"/>
+      <w:lvlJc w:val="left"/>
+      <w:pPr>
+        <w:tabs>
+          <w:tab w:val="num" w:pos="1440"/>
+        </w:tabs>
+        <w:ind w:left="1440" w:hanging="360"/>
+      </w:pPr>
+      <w:rPr>
+        <w:rFonts w:ascii="Courier New" w:hAnsi="Courier New" w:hint="default"/>
+        <w:sz w:val="20"/>
+      </w:rPr>
+    </w:lvl>
+    <w:lvl w:ilvl="2" w:tentative="1">
+      <w:start w:val="1"/>
+      <w:numFmt w:val="decimal"/>
+      <w:lvlText w:val="%3."/>
+      <w:lvlJc w:val="left"/>
+      <w:pPr>
+        <w:tabs>
+          <w:tab w:val="num" w:pos="2160"/>
+        </w:tabs>
+        <w:ind w:left="2160" w:hanging="360"/>
+      </w:pPr>
+    </w:lvl>
+    <w:lvl w:ilvl="3" w:tentative="1">
+      <w:start w:val="1"/>
+      <w:numFmt w:val="decimal"/>
+      <w:lvlText w:val="%4."/>
+      <w:lvlJc w:val="left"/>
+      <w:pPr>
+        <w:tabs>
+          <w:tab w:val="num" w:pos="2880"/>
+        </w:tabs>
+        <w:ind w:left="2880" w:hanging="360"/>
+      </w:pPr>
+    </w:lvl>
+    <w:lvl w:ilvl="4" w:tentative="1">
+      <w:start w:val="1"/>
+      <w:numFmt w:val="decimal"/>
+      <w:lvlText w:val="%5."/>
+      <w:lvlJc w:val="left"/>
+      <w:pPr>
+        <w:tabs>
+          <w:tab w:val="num" w:pos="3600"/>
+        </w:tabs>
+        <w:ind w:left="3600" w:hanging="360"/>
+      </w:pPr>
+    </w:lvl>
+    <w:lvl w:ilvl="5" w:tentative="1">
+      <w:start w:val="1"/>
+      <w:numFmt w:val="decimal"/>
+      <w:lvlText w:val="%6."/>
+      <w:lvlJc w:val="left"/>
+      <w:pPr>
+        <w:tabs>
+          <w:tab w:val="num" w:pos="4320"/>
+        </w:tabs>
+        <w:ind w:left="4320" w:hanging="360"/>
+      </w:pPr>
+    </w:lvl>
+    <w:lvl w:ilvl="6" w:tentative="1">
+      <w:start w:val="1"/>
+      <w:numFmt w:val="decimal"/>
+      <w:lvlText w:val="%7."/>
+      <w:lvlJc w:val="left"/>
+      <w:pPr>
+        <w:tabs>
+          <w:tab w:val="num" w:pos="5040"/>
+        </w:tabs>
+        <w:ind w:left="5040" w:hanging="360"/>
+      </w:pPr>
+    </w:lvl>
+    <w:lvl w:ilvl="7" w:tentative="1">
+      <w:start w:val="1"/>
+      <w:numFmt w:val="decimal"/>
+      <w:lvlText w:val="%8."/>
+      <w:lvlJc w:val="left"/>
+      <w:pPr>
+        <w:tabs>
+          <w:tab w:val="num" w:pos="5760"/>
+        </w:tabs>
+        <w:ind w:left="5760" w:hanging="360"/>
+      </w:pPr>
+    </w:lvl>
+    <w:lvl w:ilvl="8" w:tentative="1">
+      <w:start w:val="1"/>
+      <w:numFmt w:val="decimal"/>
+      <w:lvlText w:val="%9."/>
+      <w:lvlJc w:val="left"/>
+      <w:pPr>
+        <w:tabs>
+          <w:tab w:val="num" w:pos="6480"/>
+        </w:tabs>
+        <w:ind w:left="6480" w:hanging="360"/>
+      </w:pPr>
+    </w:lvl>
+  </w:abstractNum>
   <w:num w:numId="1" w16cid:durableId="1006520210">
     <w:abstractNumId w:val="2"/>
   </w:num>
@@ -2973,6 +4388,9 @@
   </w:num>
   <w:num w:numId="6" w16cid:durableId="201749121">
     <w:abstractNumId w:val="1"/>
+  </w:num>
+  <w:num w:numId="7" w16cid:durableId="1587958958">
+    <w:abstractNumId w:val="6"/>
   </w:num>
 </w:numbering>
 </file>
